--- a/Social Communications in a Professional Environment/АПИМ-25_Клименко_Цель.docx
+++ b/Social Communications in a Professional Environment/АПИМ-25_Клименко_Цель.docx
@@ -3897,23 +3897,7 @@
                 <w:sz w:val="24"/>
                 <w:szCs w:val="24"/>
               </w:rPr>
-              <w:t>Бюджет путешествия (~200</w:t>
-            </w:r>
-            <w:r>
-              <w:rPr>
-                <w:rFonts w:ascii="Times New Roman" w:hAnsi="Times New Roman" w:cs="Times New Roman"/>
-                <w:sz w:val="24"/>
-                <w:szCs w:val="24"/>
-              </w:rPr>
-              <w:t>-300</w:t>
-            </w:r>
-            <w:r>
-              <w:rPr>
-                <w:rFonts w:ascii="Times New Roman" w:hAnsi="Times New Roman" w:cs="Times New Roman"/>
-                <w:sz w:val="24"/>
-                <w:szCs w:val="24"/>
-              </w:rPr>
-              <w:t xml:space="preserve"> тыс. руб.)</w:t>
+              <w:t>Бюджет путешествия (~200-300 тыс. руб.)</w:t>
             </w:r>
           </w:p>
         </w:tc>
@@ -4128,18 +4112,16 @@
                 <w:sz w:val="24"/>
                 <w:szCs w:val="24"/>
               </w:rPr>
-              <w:t xml:space="preserve"> для </w:t>
-            </w:r>
-            <w:proofErr w:type="spellStart"/>
-            <w:r>
-              <w:rPr>
-                <w:rFonts w:ascii="Times New Roman" w:hAnsi="Times New Roman" w:cs="Times New Roman"/>
-                <w:sz w:val="24"/>
-                <w:szCs w:val="24"/>
-              </w:rPr>
-              <w:t>Исланди</w:t>
-            </w:r>
-            <w:proofErr w:type="spellEnd"/>
+              <w:t xml:space="preserve"> для Исланди</w:t>
+            </w:r>
+            <w:r>
+              <w:rPr>
+                <w:rFonts w:ascii="Times New Roman" w:hAnsi="Times New Roman" w:cs="Times New Roman"/>
+                <w:sz w:val="24"/>
+                <w:szCs w:val="24"/>
+              </w:rPr>
+              <w:t>и</w:t>
+            </w:r>
           </w:p>
         </w:tc>
         <w:tc>
@@ -5363,6 +5345,7 @@
           <w:right w:val="single" w:sz="2" w:space="0" w:color="E3E3E3"/>
         </w:tblBorders>
         <w:shd w:val="clear" w:color="auto" w:fill="FFFFFF"/>
+        <w:tblLayout w:type="fixed"/>
         <w:tblCellMar>
           <w:left w:w="0" w:type="dxa"/>
           <w:right w:w="0" w:type="dxa"/>
@@ -5370,10 +5353,10 @@
         <w:tblLook w:val="04A0" w:firstRow="1" w:lastRow="0" w:firstColumn="1" w:lastColumn="0" w:noHBand="0" w:noVBand="1"/>
       </w:tblPr>
       <w:tblGrid>
-        <w:gridCol w:w="3290"/>
-        <w:gridCol w:w="2440"/>
-        <w:gridCol w:w="1768"/>
-        <w:gridCol w:w="1854"/>
+        <w:gridCol w:w="1982"/>
+        <w:gridCol w:w="1843"/>
+        <w:gridCol w:w="2268"/>
+        <w:gridCol w:w="3259"/>
       </w:tblGrid>
       <w:tr>
         <w:trPr>
@@ -5382,7 +5365,7 @@
         </w:trPr>
         <w:tc>
           <w:tcPr>
-            <w:tcW w:w="2787" w:type="dxa"/>
+            <w:tcW w:w="1937" w:type="dxa"/>
             <w:tcBorders>
               <w:top w:val="single" w:sz="2" w:space="0" w:color="E3E3E3"/>
               <w:left w:val="single" w:sz="2" w:space="0" w:color="E3E3E3"/>
@@ -5417,7 +5400,7 @@
         </w:tc>
         <w:tc>
           <w:tcPr>
-            <w:tcW w:w="2868" w:type="dxa"/>
+            <w:tcW w:w="1813" w:type="dxa"/>
             <w:tcBorders>
               <w:top w:val="single" w:sz="2" w:space="0" w:color="E3E3E3"/>
               <w:left w:val="single" w:sz="2" w:space="0" w:color="E3E3E3"/>
@@ -5452,7 +5435,7 @@
         </w:tc>
         <w:tc>
           <w:tcPr>
-            <w:tcW w:w="0" w:type="auto"/>
+            <w:tcW w:w="2238" w:type="dxa"/>
             <w:tcBorders>
               <w:top w:val="single" w:sz="2" w:space="0" w:color="E3E3E3"/>
               <w:left w:val="single" w:sz="2" w:space="0" w:color="E3E3E3"/>
@@ -5487,7 +5470,7 @@
         </w:tc>
         <w:tc>
           <w:tcPr>
-            <w:tcW w:w="0" w:type="auto"/>
+            <w:tcW w:w="3214" w:type="dxa"/>
             <w:tcBorders>
               <w:top w:val="single" w:sz="2" w:space="0" w:color="E3E3E3"/>
               <w:left w:val="single" w:sz="2" w:space="0" w:color="E3E3E3"/>
@@ -5527,7 +5510,7 @@
         </w:trPr>
         <w:tc>
           <w:tcPr>
-            <w:tcW w:w="2787" w:type="dxa"/>
+            <w:tcW w:w="1937" w:type="dxa"/>
             <w:tcBorders>
               <w:top w:val="single" w:sz="2" w:space="0" w:color="E3E3E3"/>
               <w:left w:val="single" w:sz="2" w:space="0" w:color="E3E3E3"/>
@@ -5558,7 +5541,7 @@
         </w:tc>
         <w:tc>
           <w:tcPr>
-            <w:tcW w:w="2868" w:type="dxa"/>
+            <w:tcW w:w="1813" w:type="dxa"/>
             <w:tcBorders>
               <w:top w:val="single" w:sz="2" w:space="0" w:color="E3E3E3"/>
               <w:left w:val="single" w:sz="2" w:space="0" w:color="E3E3E3"/>
@@ -5589,7 +5572,7 @@
         </w:tc>
         <w:tc>
           <w:tcPr>
-            <w:tcW w:w="0" w:type="auto"/>
+            <w:tcW w:w="2238" w:type="dxa"/>
             <w:tcBorders>
               <w:top w:val="single" w:sz="2" w:space="0" w:color="E3E3E3"/>
               <w:left w:val="single" w:sz="2" w:space="0" w:color="E3E3E3"/>
@@ -5620,7 +5603,7 @@
         </w:tc>
         <w:tc>
           <w:tcPr>
-            <w:tcW w:w="0" w:type="auto"/>
+            <w:tcW w:w="3214" w:type="dxa"/>
             <w:tcBorders>
               <w:top w:val="single" w:sz="2" w:space="0" w:color="E3E3E3"/>
               <w:left w:val="single" w:sz="2" w:space="0" w:color="E3E3E3"/>
@@ -5664,7 +5647,7 @@
         </w:trPr>
         <w:tc>
           <w:tcPr>
-            <w:tcW w:w="2787" w:type="dxa"/>
+            <w:tcW w:w="1937" w:type="dxa"/>
             <w:tcBorders>
               <w:top w:val="single" w:sz="2" w:space="0" w:color="E3E3E3"/>
               <w:left w:val="single" w:sz="2" w:space="0" w:color="E3E3E3"/>
@@ -5695,7 +5678,7 @@
         </w:tc>
         <w:tc>
           <w:tcPr>
-            <w:tcW w:w="2868" w:type="dxa"/>
+            <w:tcW w:w="1813" w:type="dxa"/>
             <w:tcBorders>
               <w:top w:val="single" w:sz="2" w:space="0" w:color="E3E3E3"/>
               <w:left w:val="single" w:sz="2" w:space="0" w:color="E3E3E3"/>
@@ -5726,7 +5709,7 @@
         </w:tc>
         <w:tc>
           <w:tcPr>
-            <w:tcW w:w="0" w:type="auto"/>
+            <w:tcW w:w="2238" w:type="dxa"/>
             <w:tcBorders>
               <w:top w:val="single" w:sz="2" w:space="0" w:color="E3E3E3"/>
               <w:left w:val="single" w:sz="2" w:space="0" w:color="E3E3E3"/>
@@ -5757,7 +5740,7 @@
         </w:tc>
         <w:tc>
           <w:tcPr>
-            <w:tcW w:w="0" w:type="auto"/>
+            <w:tcW w:w="3214" w:type="dxa"/>
             <w:tcBorders>
               <w:top w:val="single" w:sz="2" w:space="0" w:color="E3E3E3"/>
               <w:left w:val="single" w:sz="2" w:space="0" w:color="E3E3E3"/>
@@ -5782,25 +5765,7 @@
                 <w:sz w:val="24"/>
                 <w:szCs w:val="24"/>
               </w:rPr>
-              <w:t>Взять с собой знакомого механика или заказать услугу «</w:t>
-            </w:r>
-            <w:proofErr w:type="spellStart"/>
-            <w:r>
-              <w:rPr>
-                <w:rFonts w:ascii="Times New Roman" w:hAnsi="Times New Roman" w:cs="Times New Roman"/>
-                <w:sz w:val="24"/>
-                <w:szCs w:val="24"/>
-              </w:rPr>
-              <w:t>автоподбор</w:t>
-            </w:r>
-            <w:proofErr w:type="spellEnd"/>
-            <w:r>
-              <w:rPr>
-                <w:rFonts w:ascii="Times New Roman" w:hAnsi="Times New Roman" w:cs="Times New Roman"/>
-                <w:sz w:val="24"/>
-                <w:szCs w:val="24"/>
-              </w:rPr>
-              <w:t xml:space="preserve">» (бюджет ~3–5 тыс. руб.). Изучить чек-листы проверки на Drom.ru / </w:t>
+              <w:t xml:space="preserve">Взять с собой знакомого механика или заказать услугу «автоподбор» (бюджет ~3–5 тыс. руб.). Изучить чек-листы проверки на Drom.ru / </w:t>
             </w:r>
             <w:proofErr w:type="spellStart"/>
             <w:r>
@@ -5829,7 +5794,7 @@
         </w:trPr>
         <w:tc>
           <w:tcPr>
-            <w:tcW w:w="2787" w:type="dxa"/>
+            <w:tcW w:w="1937" w:type="dxa"/>
             <w:tcBorders>
               <w:top w:val="single" w:sz="2" w:space="0" w:color="E3E3E3"/>
               <w:left w:val="single" w:sz="2" w:space="0" w:color="E3E3E3"/>
@@ -5860,7 +5825,7 @@
         </w:tc>
         <w:tc>
           <w:tcPr>
-            <w:tcW w:w="2868" w:type="dxa"/>
+            <w:tcW w:w="1813" w:type="dxa"/>
             <w:tcBorders>
               <w:top w:val="single" w:sz="2" w:space="0" w:color="E3E3E3"/>
               <w:left w:val="single" w:sz="2" w:space="0" w:color="E3E3E3"/>
@@ -5891,7 +5856,7 @@
         </w:tc>
         <w:tc>
           <w:tcPr>
-            <w:tcW w:w="0" w:type="auto"/>
+            <w:tcW w:w="2238" w:type="dxa"/>
             <w:tcBorders>
               <w:top w:val="single" w:sz="2" w:space="0" w:color="E3E3E3"/>
               <w:left w:val="single" w:sz="2" w:space="0" w:color="E3E3E3"/>
@@ -5922,7 +5887,7 @@
         </w:tc>
         <w:tc>
           <w:tcPr>
-            <w:tcW w:w="0" w:type="auto"/>
+            <w:tcW w:w="3214" w:type="dxa"/>
             <w:tcBorders>
               <w:top w:val="single" w:sz="2" w:space="0" w:color="E3E3E3"/>
               <w:left w:val="single" w:sz="2" w:space="0" w:color="E3E3E3"/>
@@ -5947,16 +5912,7 @@
                 <w:sz w:val="24"/>
                 <w:szCs w:val="24"/>
               </w:rPr>
-              <w:t xml:space="preserve">Подготовить шаблон ДКП (договор купли-продажи), </w:t>
-            </w:r>
-            <w:r>
-              <w:rPr>
-                <w:rFonts w:ascii="Times New Roman" w:hAnsi="Times New Roman" w:cs="Times New Roman"/>
-                <w:sz w:val="24"/>
-                <w:szCs w:val="24"/>
-              </w:rPr>
-              <w:lastRenderedPageBreak/>
-              <w:t xml:space="preserve">проверить историю авто через </w:t>
+              <w:t xml:space="preserve">Подготовить шаблон ДКП (договор купли-продажи), проверить историю авто через </w:t>
             </w:r>
             <w:proofErr w:type="spellStart"/>
             <w:r>
@@ -5985,25 +5941,126 @@
         </w:trPr>
         <w:tc>
           <w:tcPr>
-            <w:tcW w:w="2787" w:type="dxa"/>
-            <w:tcBorders>
-              <w:top w:val="single" w:sz="2" w:space="0" w:color="E3E3E3"/>
-              <w:left w:val="single" w:sz="2" w:space="0" w:color="E3E3E3"/>
-              <w:bottom w:val="single" w:sz="4" w:space="0" w:color="E1E3EA"/>
-              <w:right w:val="single" w:sz="4" w:space="0" w:color="E1E3EA"/>
-            </w:tcBorders>
-            <w:shd w:val="clear" w:color="auto" w:fill="FFFFFF"/>
-            <w:vAlign w:val="center"/>
-            <w:hideMark/>
-          </w:tcPr>
-          <w:p>
-            <w:pPr>
-              <w:rPr>
-                <w:rFonts w:ascii="Times New Roman" w:hAnsi="Times New Roman" w:cs="Times New Roman"/>
-                <w:sz w:val="24"/>
-                <w:szCs w:val="24"/>
-              </w:rPr>
-            </w:pPr>
+            <w:tcW w:w="1937" w:type="dxa"/>
+            <w:tcBorders>
+              <w:top w:val="single" w:sz="2" w:space="0" w:color="E3E3E3"/>
+              <w:left w:val="single" w:sz="2" w:space="0" w:color="E3E3E3"/>
+              <w:bottom w:val="single" w:sz="4" w:space="0" w:color="E1E3EA"/>
+              <w:right w:val="single" w:sz="4" w:space="0" w:color="E1E3EA"/>
+            </w:tcBorders>
+            <w:shd w:val="clear" w:color="auto" w:fill="FFFFFF"/>
+            <w:vAlign w:val="center"/>
+            <w:hideMark/>
+          </w:tcPr>
+          <w:p>
+            <w:pPr>
+              <w:rPr>
+                <w:rFonts w:ascii="Times New Roman" w:hAnsi="Times New Roman" w:cs="Times New Roman"/>
+                <w:sz w:val="24"/>
+                <w:szCs w:val="24"/>
+              </w:rPr>
+            </w:pPr>
+            <w:r>
+              <w:rPr>
+                <w:rFonts w:ascii="Times New Roman" w:hAnsi="Times New Roman" w:cs="Times New Roman"/>
+                <w:sz w:val="24"/>
+                <w:szCs w:val="24"/>
+              </w:rPr>
+              <w:t>Эксплуатационные расходы</w:t>
+            </w:r>
+          </w:p>
+        </w:tc>
+        <w:tc>
+          <w:tcPr>
+            <w:tcW w:w="1813" w:type="dxa"/>
+            <w:tcBorders>
+              <w:top w:val="single" w:sz="2" w:space="0" w:color="E3E3E3"/>
+              <w:left w:val="single" w:sz="2" w:space="0" w:color="E3E3E3"/>
+              <w:bottom w:val="single" w:sz="4" w:space="0" w:color="E1E3EA"/>
+              <w:right w:val="single" w:sz="4" w:space="0" w:color="E1E3EA"/>
+            </w:tcBorders>
+            <w:shd w:val="clear" w:color="auto" w:fill="FFFFFF"/>
+            <w:vAlign w:val="center"/>
+            <w:hideMark/>
+          </w:tcPr>
+          <w:p>
+            <w:pPr>
+              <w:rPr>
+                <w:rFonts w:ascii="Times New Roman" w:hAnsi="Times New Roman" w:cs="Times New Roman"/>
+                <w:sz w:val="24"/>
+                <w:szCs w:val="24"/>
+              </w:rPr>
+            </w:pPr>
+            <w:r>
+              <w:rPr>
+                <w:rFonts w:ascii="Times New Roman" w:hAnsi="Times New Roman" w:cs="Times New Roman"/>
+                <w:sz w:val="24"/>
+                <w:szCs w:val="24"/>
+              </w:rPr>
+              <w:t>Базовые знания ПДД</w:t>
+            </w:r>
+          </w:p>
+        </w:tc>
+        <w:tc>
+          <w:tcPr>
+            <w:tcW w:w="2238" w:type="dxa"/>
+            <w:tcBorders>
+              <w:top w:val="single" w:sz="2" w:space="0" w:color="E3E3E3"/>
+              <w:left w:val="single" w:sz="2" w:space="0" w:color="E3E3E3"/>
+              <w:bottom w:val="single" w:sz="4" w:space="0" w:color="E1E3EA"/>
+              <w:right w:val="single" w:sz="4" w:space="0" w:color="E1E3EA"/>
+            </w:tcBorders>
+            <w:shd w:val="clear" w:color="auto" w:fill="FFFFFF"/>
+            <w:vAlign w:val="center"/>
+            <w:hideMark/>
+          </w:tcPr>
+          <w:p>
+            <w:pPr>
+              <w:rPr>
+                <w:rFonts w:ascii="Times New Roman" w:hAnsi="Times New Roman" w:cs="Times New Roman"/>
+                <w:sz w:val="24"/>
+                <w:szCs w:val="24"/>
+              </w:rPr>
+            </w:pPr>
+            <w:r>
+              <w:rPr>
+                <w:rFonts w:ascii="Times New Roman" w:hAnsi="Times New Roman" w:cs="Times New Roman"/>
+                <w:sz w:val="24"/>
+                <w:szCs w:val="24"/>
+              </w:rPr>
+              <w:t>Денег на ОСАГО, транспортный налог, ТО, бензин</w:t>
+            </w:r>
+          </w:p>
+        </w:tc>
+        <w:tc>
+          <w:tcPr>
+            <w:tcW w:w="3214" w:type="dxa"/>
+            <w:tcBorders>
+              <w:top w:val="single" w:sz="2" w:space="0" w:color="E3E3E3"/>
+              <w:left w:val="single" w:sz="2" w:space="0" w:color="E3E3E3"/>
+              <w:bottom w:val="single" w:sz="4" w:space="0" w:color="E1E3EA"/>
+              <w:right w:val="nil"/>
+            </w:tcBorders>
+            <w:shd w:val="clear" w:color="auto" w:fill="FFFFFF"/>
+            <w:vAlign w:val="center"/>
+            <w:hideMark/>
+          </w:tcPr>
+          <w:p>
+            <w:pPr>
+              <w:rPr>
+                <w:rFonts w:ascii="Times New Roman" w:hAnsi="Times New Roman" w:cs="Times New Roman"/>
+                <w:sz w:val="24"/>
+                <w:szCs w:val="24"/>
+              </w:rPr>
+            </w:pPr>
+            <w:r>
+              <w:rPr>
+                <w:rFonts w:ascii="Times New Roman" w:hAnsi="Times New Roman" w:cs="Times New Roman"/>
+                <w:sz w:val="24"/>
+                <w:szCs w:val="24"/>
+              </w:rPr>
+              <w:t xml:space="preserve">Заложить в бюджет ежемесячно ~5–7 тыс. руб. на содержание (бензин + </w:t>
+            </w:r>
             <w:r>
               <w:rPr>
                 <w:rFonts w:ascii="Times New Roman" w:hAnsi="Times New Roman" w:cs="Times New Roman"/>
@@ -6011,100 +6068,7 @@
                 <w:szCs w:val="24"/>
               </w:rPr>
               <w:lastRenderedPageBreak/>
-              <w:t>Эксплуатационные расходы</w:t>
-            </w:r>
-          </w:p>
-        </w:tc>
-        <w:tc>
-          <w:tcPr>
-            <w:tcW w:w="2868" w:type="dxa"/>
-            <w:tcBorders>
-              <w:top w:val="single" w:sz="2" w:space="0" w:color="E3E3E3"/>
-              <w:left w:val="single" w:sz="2" w:space="0" w:color="E3E3E3"/>
-              <w:bottom w:val="single" w:sz="4" w:space="0" w:color="E1E3EA"/>
-              <w:right w:val="single" w:sz="4" w:space="0" w:color="E1E3EA"/>
-            </w:tcBorders>
-            <w:shd w:val="clear" w:color="auto" w:fill="FFFFFF"/>
-            <w:vAlign w:val="center"/>
-            <w:hideMark/>
-          </w:tcPr>
-          <w:p>
-            <w:pPr>
-              <w:rPr>
-                <w:rFonts w:ascii="Times New Roman" w:hAnsi="Times New Roman" w:cs="Times New Roman"/>
-                <w:sz w:val="24"/>
-                <w:szCs w:val="24"/>
-              </w:rPr>
-            </w:pPr>
-            <w:r>
-              <w:rPr>
-                <w:rFonts w:ascii="Times New Roman" w:hAnsi="Times New Roman" w:cs="Times New Roman"/>
-                <w:sz w:val="24"/>
-                <w:szCs w:val="24"/>
-              </w:rPr>
-              <w:t>Базовые знания ПДД</w:t>
-            </w:r>
-          </w:p>
-        </w:tc>
-        <w:tc>
-          <w:tcPr>
-            <w:tcW w:w="0" w:type="auto"/>
-            <w:tcBorders>
-              <w:top w:val="single" w:sz="2" w:space="0" w:color="E3E3E3"/>
-              <w:left w:val="single" w:sz="2" w:space="0" w:color="E3E3E3"/>
-              <w:bottom w:val="single" w:sz="4" w:space="0" w:color="E1E3EA"/>
-              <w:right w:val="single" w:sz="4" w:space="0" w:color="E1E3EA"/>
-            </w:tcBorders>
-            <w:shd w:val="clear" w:color="auto" w:fill="FFFFFF"/>
-            <w:vAlign w:val="center"/>
-            <w:hideMark/>
-          </w:tcPr>
-          <w:p>
-            <w:pPr>
-              <w:rPr>
-                <w:rFonts w:ascii="Times New Roman" w:hAnsi="Times New Roman" w:cs="Times New Roman"/>
-                <w:sz w:val="24"/>
-                <w:szCs w:val="24"/>
-              </w:rPr>
-            </w:pPr>
-            <w:r>
-              <w:rPr>
-                <w:rFonts w:ascii="Times New Roman" w:hAnsi="Times New Roman" w:cs="Times New Roman"/>
-                <w:sz w:val="24"/>
-                <w:szCs w:val="24"/>
-              </w:rPr>
-              <w:t>Денег на ОСАГО, транспортный налог, ТО, бензин</w:t>
-            </w:r>
-          </w:p>
-        </w:tc>
-        <w:tc>
-          <w:tcPr>
-            <w:tcW w:w="0" w:type="auto"/>
-            <w:tcBorders>
-              <w:top w:val="single" w:sz="2" w:space="0" w:color="E3E3E3"/>
-              <w:left w:val="single" w:sz="2" w:space="0" w:color="E3E3E3"/>
-              <w:bottom w:val="single" w:sz="4" w:space="0" w:color="E1E3EA"/>
-              <w:right w:val="nil"/>
-            </w:tcBorders>
-            <w:shd w:val="clear" w:color="auto" w:fill="FFFFFF"/>
-            <w:vAlign w:val="center"/>
-            <w:hideMark/>
-          </w:tcPr>
-          <w:p>
-            <w:pPr>
-              <w:rPr>
-                <w:rFonts w:ascii="Times New Roman" w:hAnsi="Times New Roman" w:cs="Times New Roman"/>
-                <w:sz w:val="24"/>
-                <w:szCs w:val="24"/>
-              </w:rPr>
-            </w:pPr>
-            <w:r>
-              <w:rPr>
-                <w:rFonts w:ascii="Times New Roman" w:hAnsi="Times New Roman" w:cs="Times New Roman"/>
-                <w:sz w:val="24"/>
-                <w:szCs w:val="24"/>
-              </w:rPr>
-              <w:t>Заложить в бюджет ежемесячно ~5–7 тыс. руб. на содержание (бензин + страховка + резерв на ремонт). Открыть отдельную карту для расходов на авто.</w:t>
+              <w:t>страховка + резерв на ремонт). Открыть отдельную карту для расходов на авто.</w:t>
             </w:r>
           </w:p>
         </w:tc>
@@ -6115,7 +6079,7 @@
         </w:trPr>
         <w:tc>
           <w:tcPr>
-            <w:tcW w:w="2787" w:type="dxa"/>
+            <w:tcW w:w="1937" w:type="dxa"/>
             <w:tcBorders>
               <w:top w:val="single" w:sz="2" w:space="0" w:color="E3E3E3"/>
               <w:left w:val="single" w:sz="2" w:space="0" w:color="E3E3E3"/>
@@ -6140,13 +6104,14 @@
                 <w:sz w:val="24"/>
                 <w:szCs w:val="24"/>
               </w:rPr>
+              <w:lastRenderedPageBreak/>
               <w:t>Психологическая готовность</w:t>
             </w:r>
           </w:p>
         </w:tc>
         <w:tc>
           <w:tcPr>
-            <w:tcW w:w="2868" w:type="dxa"/>
+            <w:tcW w:w="1813" w:type="dxa"/>
             <w:tcBorders>
               <w:top w:val="single" w:sz="2" w:space="0" w:color="E3E3E3"/>
               <w:left w:val="single" w:sz="2" w:space="0" w:color="E3E3E3"/>
@@ -6177,7 +6142,7 @@
         </w:tc>
         <w:tc>
           <w:tcPr>
-            <w:tcW w:w="0" w:type="auto"/>
+            <w:tcW w:w="2238" w:type="dxa"/>
             <w:tcBorders>
               <w:top w:val="single" w:sz="2" w:space="0" w:color="E3E3E3"/>
               <w:left w:val="single" w:sz="2" w:space="0" w:color="E3E3E3"/>
@@ -6208,7 +6173,7 @@
         </w:tc>
         <w:tc>
           <w:tcPr>
-            <w:tcW w:w="0" w:type="auto"/>
+            <w:tcW w:w="3214" w:type="dxa"/>
             <w:tcBorders>
               <w:top w:val="single" w:sz="2" w:space="0" w:color="E3E3E3"/>
               <w:left w:val="single" w:sz="2" w:space="0" w:color="E3E3E3"/>
@@ -7109,6 +7074,7 @@
   <w:style w:type="character" w:default="1" w:styleId="a0">
     <w:name w:val="Default Paragraph Font"/>
     <w:uiPriority w:val="1"/>
+    <w:semiHidden/>
     <w:unhideWhenUsed/>
   </w:style>
   <w:style w:type="table" w:default="1" w:styleId="a1">

--- a/Social Communications in a Professional Environment/АПИМ-25_Клименко_Цель.docx
+++ b/Social Communications in a Professional Environment/АПИМ-25_Клименко_Цель.docx
@@ -58,7 +58,39 @@
           <w:sz w:val="24"/>
           <w:szCs w:val="24"/>
         </w:rPr>
-        <w:t>13.02.2025</w:t>
+        <w:t>03</w:t>
+      </w:r>
+      <w:r>
+        <w:rPr>
+          <w:rFonts w:ascii="Times New Roman" w:hAnsi="Times New Roman" w:cs="Times New Roman"/>
+          <w:sz w:val="24"/>
+          <w:szCs w:val="24"/>
+        </w:rPr>
+        <w:t>.0</w:t>
+      </w:r>
+      <w:r>
+        <w:rPr>
+          <w:rFonts w:ascii="Times New Roman" w:hAnsi="Times New Roman" w:cs="Times New Roman"/>
+          <w:sz w:val="24"/>
+          <w:szCs w:val="24"/>
+        </w:rPr>
+        <w:t>4</w:t>
+      </w:r>
+      <w:r>
+        <w:rPr>
+          <w:rFonts w:ascii="Times New Roman" w:hAnsi="Times New Roman" w:cs="Times New Roman"/>
+          <w:sz w:val="24"/>
+          <w:szCs w:val="24"/>
+        </w:rPr>
+        <w:t>.202</w:t>
+      </w:r>
+      <w:r>
+        <w:rPr>
+          <w:rFonts w:ascii="Times New Roman" w:hAnsi="Times New Roman" w:cs="Times New Roman"/>
+          <w:sz w:val="24"/>
+          <w:szCs w:val="24"/>
+        </w:rPr>
+        <w:t>6</w:t>
       </w:r>
       <w:r>
         <w:rPr>
@@ -5765,25 +5797,7 @@
                 <w:sz w:val="24"/>
                 <w:szCs w:val="24"/>
               </w:rPr>
-              <w:t xml:space="preserve">Взять с собой знакомого механика или заказать услугу «автоподбор» (бюджет ~3–5 тыс. руб.). Изучить чек-листы проверки на Drom.ru / </w:t>
-            </w:r>
-            <w:proofErr w:type="spellStart"/>
-            <w:r>
-              <w:rPr>
-                <w:rFonts w:ascii="Times New Roman" w:hAnsi="Times New Roman" w:cs="Times New Roman"/>
-                <w:sz w:val="24"/>
-                <w:szCs w:val="24"/>
-              </w:rPr>
-              <w:t>Avito</w:t>
-            </w:r>
-            <w:proofErr w:type="spellEnd"/>
-            <w:r>
-              <w:rPr>
-                <w:rFonts w:ascii="Times New Roman" w:hAnsi="Times New Roman" w:cs="Times New Roman"/>
-                <w:sz w:val="24"/>
-                <w:szCs w:val="24"/>
-              </w:rPr>
-              <w:t>.</w:t>
+              <w:t>Взять с собой знакомого механика или заказать услугу «автоподбор» (бюджет ~3–5 тыс. руб.). Изучить чек-листы проверки на Drom.ru / Avito.</w:t>
             </w:r>
           </w:p>
         </w:tc>
@@ -5912,25 +5926,7 @@
                 <w:sz w:val="24"/>
                 <w:szCs w:val="24"/>
               </w:rPr>
-              <w:t xml:space="preserve">Подготовить шаблон ДКП (договор купли-продажи), проверить историю авто через </w:t>
-            </w:r>
-            <w:proofErr w:type="spellStart"/>
-            <w:r>
-              <w:rPr>
-                <w:rFonts w:ascii="Times New Roman" w:hAnsi="Times New Roman" w:cs="Times New Roman"/>
-                <w:sz w:val="24"/>
-                <w:szCs w:val="24"/>
-              </w:rPr>
-              <w:t>Автотеку</w:t>
-            </w:r>
-            <w:proofErr w:type="spellEnd"/>
-            <w:r>
-              <w:rPr>
-                <w:rFonts w:ascii="Times New Roman" w:hAnsi="Times New Roman" w:cs="Times New Roman"/>
-                <w:sz w:val="24"/>
-                <w:szCs w:val="24"/>
-              </w:rPr>
-              <w:t>/ГИБДД перед осмотром. Заранее узнать про госпошлины и сроки постановки на учёт.</w:t>
+              <w:t>Подготовить шаблон ДКП (договор купли-продажи), проверить историю авто через Автотеку/ГИБДД перед осмотром. Заранее узнать про госпошлины и сроки постановки на учёт.</w:t>
             </w:r>
           </w:p>
         </w:tc>
